--- a/6 sem/ТППО/лаб.5/лаб.5.docx
+++ b/6 sem/ТППО/лаб.5/лаб.5.docx
@@ -2155,29 +2155,27 @@
                 <w:lang w:eastAsia="ru-RU"/>
                 <w14:ligatures w14:val="none"/>
               </w:rPr>
-              <w:t xml:space="preserve">Информация о </w:t>
-            </w:r>
-            <w:proofErr w:type="spellStart"/>
-            <w:r>
-              <w:rPr>
-                <w:rFonts w:ascii="Calibri" w:eastAsia="Times New Roman" w:hAnsi="Calibri" w:cs="Calibri"/>
-                <w:color w:val="000000"/>
-                <w:kern w:val="0"/>
-                <w:lang w:eastAsia="ru-RU"/>
-                <w14:ligatures w14:val="none"/>
-              </w:rPr>
-              <w:t>товре</w:t>
-            </w:r>
-            <w:proofErr w:type="spellEnd"/>
-            <w:r>
-              <w:rPr>
-                <w:rFonts w:ascii="Calibri" w:eastAsia="Times New Roman" w:hAnsi="Calibri" w:cs="Calibri"/>
-                <w:color w:val="000000"/>
-                <w:kern w:val="0"/>
-                <w:lang w:eastAsia="ru-RU"/>
-                <w14:ligatures w14:val="none"/>
-              </w:rPr>
-              <w:t>, Информация о количестве товара</w:t>
+              <w:t>Информация о тов</w:t>
+            </w:r>
+            <w:r>
+              <w:rPr>
+                <w:rFonts w:ascii="Calibri" w:eastAsia="Times New Roman" w:hAnsi="Calibri" w:cs="Calibri"/>
+                <w:color w:val="000000"/>
+                <w:kern w:val="0"/>
+                <w:lang w:eastAsia="ru-RU"/>
+                <w14:ligatures w14:val="none"/>
+              </w:rPr>
+              <w:t>а</w:t>
+            </w:r>
+            <w:r>
+              <w:rPr>
+                <w:rFonts w:ascii="Calibri" w:eastAsia="Times New Roman" w:hAnsi="Calibri" w:cs="Calibri"/>
+                <w:color w:val="000000"/>
+                <w:kern w:val="0"/>
+                <w:lang w:eastAsia="ru-RU"/>
+                <w14:ligatures w14:val="none"/>
+              </w:rPr>
+              <w:t>ре, Информация о количестве товара</w:t>
             </w:r>
           </w:p>
         </w:tc>
@@ -3658,6 +3656,7 @@
           <w:szCs w:val="28"/>
         </w:rPr>
       </w:pPr>
+      <w:bookmarkStart w:id="0" w:name="_GoBack"/>
       <w:r>
         <w:rPr>
           <w:rFonts w:ascii="Times New Roman" w:hAnsi="Times New Roman" w:cs="Times New Roman"/>
@@ -3715,6 +3714,7 @@
           </wp:inline>
         </w:drawing>
       </w:r>
+      <w:bookmarkEnd w:id="0"/>
     </w:p>
     <w:p>
       <w:pPr>
@@ -3842,7 +3842,7 @@
           <w:sz w:val="28"/>
           <w:szCs w:val="28"/>
         </w:rPr>
-        <w:t>деятельности «Оформить продажу товар</w:t>
+        <w:t>деятельности «</w:t>
       </w:r>
       <w:r>
         <w:rPr>
@@ -3851,25 +3851,7 @@
           <w:sz w:val="28"/>
           <w:szCs w:val="28"/>
         </w:rPr>
-        <w:t>ов</w:t>
-      </w:r>
-      <w:r>
-        <w:rPr>
-          <w:rFonts w:ascii="Times New Roman" w:hAnsi="Times New Roman" w:cs="Times New Roman"/>
-          <w:bCs/>
-          <w:sz w:val="28"/>
-          <w:szCs w:val="28"/>
-        </w:rPr>
-        <w:t xml:space="preserve"> </w:t>
-      </w:r>
-      <w:r>
-        <w:rPr>
-          <w:rFonts w:ascii="Times New Roman" w:hAnsi="Times New Roman" w:cs="Times New Roman"/>
-          <w:bCs/>
-          <w:sz w:val="28"/>
-          <w:szCs w:val="28"/>
-        </w:rPr>
-        <w:t>клиенту</w:t>
+        <w:t>Сохранить заказ в БД</w:t>
       </w:r>
       <w:r>
         <w:rPr>
@@ -4063,8 +4045,6 @@
           <w:szCs w:val="28"/>
         </w:rPr>
       </w:pPr>
-      <w:bookmarkStart w:id="0" w:name="_GoBack"/>
-      <w:bookmarkEnd w:id="0"/>
     </w:p>
     <w:p>
       <w:pPr>
